--- a/NOP_BAI/[ĐT-QĐ04-BM05] Biểu mẫu nhận xét của Giảng viên phản biện.docx
+++ b/NOP_BAI/[ĐT-QĐ04-BM05] Biểu mẫu nhận xét của Giảng viên phản biện.docx
@@ -13,6 +13,7 @@
         <w:id w:val="-2000108112"/>
         <w:lock w:val="contentLocked"/>
       </w:sdtPr>
+      <w:sdtEndPr/>
       <w:sdtContent>
         <w:tbl>
           <w:tblPr>
@@ -70,7 +71,97 @@
                     <w:sz w:val="26"/>
                     <w:szCs w:val="26"/>
                   </w:rPr>
-                  <w:t>HỌC VIỆN CÔNG NGHỆ THÔNG TIN VÀ THIẾT KẾ VTC</w:t>
+                  <w:t>H</w:t>
+                </w:r>
+                <w:r>
+                  <w:rPr>
+                    <w:rFonts w:ascii="Times" w:eastAsia="Times" w:hAnsi="Times" w:cs="Times"/>
+                    <w:b/>
+                    <w:sz w:val="26"/>
+                    <w:szCs w:val="26"/>
+                  </w:rPr>
+                  <w:t>Ọ</w:t>
+                </w:r>
+                <w:r>
+                  <w:rPr>
+                    <w:rFonts w:ascii="Times" w:eastAsia="Times" w:hAnsi="Times" w:cs="Times"/>
+                    <w:b/>
+                    <w:sz w:val="26"/>
+                    <w:szCs w:val="26"/>
+                  </w:rPr>
+                  <w:t>C VI</w:t>
+                </w:r>
+                <w:r>
+                  <w:rPr>
+                    <w:rFonts w:ascii="Times" w:eastAsia="Times" w:hAnsi="Times" w:cs="Times"/>
+                    <w:b/>
+                    <w:sz w:val="26"/>
+                    <w:szCs w:val="26"/>
+                  </w:rPr>
+                  <w:t>Ệ</w:t>
+                </w:r>
+                <w:r>
+                  <w:rPr>
+                    <w:rFonts w:ascii="Times" w:eastAsia="Times" w:hAnsi="Times" w:cs="Times"/>
+                    <w:b/>
+                    <w:sz w:val="26"/>
+                    <w:szCs w:val="26"/>
+                  </w:rPr>
+                  <w:t>N CÔNG NGH</w:t>
+                </w:r>
+                <w:r>
+                  <w:rPr>
+                    <w:rFonts w:ascii="Times" w:eastAsia="Times" w:hAnsi="Times" w:cs="Times"/>
+                    <w:b/>
+                    <w:sz w:val="26"/>
+                    <w:szCs w:val="26"/>
+                  </w:rPr>
+                  <w:t>Ệ</w:t>
+                </w:r>
+                <w:r>
+                  <w:rPr>
+                    <w:rFonts w:ascii="Times" w:eastAsia="Times" w:hAnsi="Times" w:cs="Times"/>
+                    <w:b/>
+                    <w:sz w:val="26"/>
+                    <w:szCs w:val="26"/>
+                  </w:rPr>
+                  <w:t xml:space="preserve"> THÔNG TIN VÀ THI</w:t>
+                </w:r>
+                <w:r>
+                  <w:rPr>
+                    <w:rFonts w:ascii="Times" w:eastAsia="Times" w:hAnsi="Times" w:cs="Times"/>
+                    <w:b/>
+                    <w:sz w:val="26"/>
+                    <w:szCs w:val="26"/>
+                  </w:rPr>
+                  <w:t>Ế</w:t>
+                </w:r>
+                <w:r>
+                  <w:rPr>
+                    <w:rFonts w:ascii="Times" w:eastAsia="Times" w:hAnsi="Times" w:cs="Times"/>
+                    <w:b/>
+                    <w:sz w:val="26"/>
+                    <w:szCs w:val="26"/>
+                  </w:rPr>
+                  <w:t>T K</w:t>
+                </w:r>
+                <w:r>
+                  <w:rPr>
+                    <w:rFonts w:ascii="Times" w:eastAsia="Times" w:hAnsi="Times" w:cs="Times"/>
+                    <w:b/>
+                    <w:sz w:val="26"/>
+                    <w:szCs w:val="26"/>
+                  </w:rPr>
+                  <w:t>Ế</w:t>
+                </w:r>
+                <w:r>
+                  <w:rPr>
+                    <w:rFonts w:ascii="Times" w:eastAsia="Times" w:hAnsi="Times" w:cs="Times"/>
+                    <w:b/>
+                    <w:sz w:val="26"/>
+                    <w:szCs w:val="26"/>
+                  </w:rPr>
+                  <w:t xml:space="preserve"> VTC</w:t>
                 </w:r>
               </w:p>
             </w:tc>
@@ -108,7 +199,79 @@
                     <w:sz w:val="26"/>
                     <w:szCs w:val="26"/>
                   </w:rPr>
-                  <w:t>CỘNG HÒA XÃ HỘI CHỦ NGHĨA VIỆT NAM</w:t>
+                  <w:t>C</w:t>
+                </w:r>
+                <w:r>
+                  <w:rPr>
+                    <w:rFonts w:ascii="Times" w:eastAsia="Times" w:hAnsi="Times" w:cs="Times"/>
+                    <w:b/>
+                    <w:sz w:val="26"/>
+                    <w:szCs w:val="26"/>
+                  </w:rPr>
+                  <w:t>Ộ</w:t>
+                </w:r>
+                <w:r>
+                  <w:rPr>
+                    <w:rFonts w:ascii="Times" w:eastAsia="Times" w:hAnsi="Times" w:cs="Times"/>
+                    <w:b/>
+                    <w:sz w:val="26"/>
+                    <w:szCs w:val="26"/>
+                  </w:rPr>
+                  <w:t>NG HÒA XÃ H</w:t>
+                </w:r>
+                <w:r>
+                  <w:rPr>
+                    <w:rFonts w:ascii="Times" w:eastAsia="Times" w:hAnsi="Times" w:cs="Times"/>
+                    <w:b/>
+                    <w:sz w:val="26"/>
+                    <w:szCs w:val="26"/>
+                  </w:rPr>
+                  <w:t>Ộ</w:t>
+                </w:r>
+                <w:r>
+                  <w:rPr>
+                    <w:rFonts w:ascii="Times" w:eastAsia="Times" w:hAnsi="Times" w:cs="Times"/>
+                    <w:b/>
+                    <w:sz w:val="26"/>
+                    <w:szCs w:val="26"/>
+                  </w:rPr>
+                  <w:t>I CH</w:t>
+                </w:r>
+                <w:r>
+                  <w:rPr>
+                    <w:rFonts w:ascii="Times" w:eastAsia="Times" w:hAnsi="Times" w:cs="Times"/>
+                    <w:b/>
+                    <w:sz w:val="26"/>
+                    <w:szCs w:val="26"/>
+                  </w:rPr>
+                  <w:t>Ủ</w:t>
+                </w:r>
+                <w:r>
+                  <w:rPr>
+                    <w:rFonts w:ascii="Times" w:eastAsia="Times" w:hAnsi="Times" w:cs="Times"/>
+                    <w:b/>
+                    <w:sz w:val="26"/>
+                    <w:szCs w:val="26"/>
+                  </w:rPr>
+                  <w:t xml:space="preserve"> NGHĨA VI</w:t>
+                </w:r>
+                <w:r>
+                  <w:rPr>
+                    <w:rFonts w:ascii="Times" w:eastAsia="Times" w:hAnsi="Times" w:cs="Times"/>
+                    <w:b/>
+                    <w:sz w:val="26"/>
+                    <w:szCs w:val="26"/>
+                  </w:rPr>
+                  <w:t>Ệ</w:t>
+                </w:r>
+                <w:r>
+                  <w:rPr>
+                    <w:rFonts w:ascii="Times" w:eastAsia="Times" w:hAnsi="Times" w:cs="Times"/>
+                    <w:b/>
+                    <w:sz w:val="26"/>
+                    <w:szCs w:val="26"/>
+                  </w:rPr>
+                  <w:t>T NAM</w:t>
                 </w:r>
               </w:p>
               <w:p>
@@ -132,7 +295,79 @@
                     <w:sz w:val="26"/>
                     <w:szCs w:val="26"/>
                   </w:rPr>
-                  <w:t>Độc lập – Tự do – Hạnh phúc</w:t>
+                  <w:t>Đ</w:t>
+                </w:r>
+                <w:r>
+                  <w:rPr>
+                    <w:rFonts w:ascii="Times" w:eastAsia="Times" w:hAnsi="Times" w:cs="Times"/>
+                    <w:b/>
+                    <w:sz w:val="26"/>
+                    <w:szCs w:val="26"/>
+                  </w:rPr>
+                  <w:t>ộ</w:t>
+                </w:r>
+                <w:r>
+                  <w:rPr>
+                    <w:rFonts w:ascii="Times" w:eastAsia="Times" w:hAnsi="Times" w:cs="Times"/>
+                    <w:b/>
+                    <w:sz w:val="26"/>
+                    <w:szCs w:val="26"/>
+                  </w:rPr>
+                  <w:t>c l</w:t>
+                </w:r>
+                <w:r>
+                  <w:rPr>
+                    <w:rFonts w:ascii="Times" w:eastAsia="Times" w:hAnsi="Times" w:cs="Times"/>
+                    <w:b/>
+                    <w:sz w:val="26"/>
+                    <w:szCs w:val="26"/>
+                  </w:rPr>
+                  <w:t>ậ</w:t>
+                </w:r>
+                <w:r>
+                  <w:rPr>
+                    <w:rFonts w:ascii="Times" w:eastAsia="Times" w:hAnsi="Times" w:cs="Times"/>
+                    <w:b/>
+                    <w:sz w:val="26"/>
+                    <w:szCs w:val="26"/>
+                  </w:rPr>
+                  <w:t>p – T</w:t>
+                </w:r>
+                <w:r>
+                  <w:rPr>
+                    <w:rFonts w:ascii="Times" w:eastAsia="Times" w:hAnsi="Times" w:cs="Times"/>
+                    <w:b/>
+                    <w:sz w:val="26"/>
+                    <w:szCs w:val="26"/>
+                  </w:rPr>
+                  <w:t>ự</w:t>
+                </w:r>
+                <w:r>
+                  <w:rPr>
+                    <w:rFonts w:ascii="Times" w:eastAsia="Times" w:hAnsi="Times" w:cs="Times"/>
+                    <w:b/>
+                    <w:sz w:val="26"/>
+                    <w:szCs w:val="26"/>
+                  </w:rPr>
+                  <w:t xml:space="preserve"> do – H</w:t>
+                </w:r>
+                <w:r>
+                  <w:rPr>
+                    <w:rFonts w:ascii="Times" w:eastAsia="Times" w:hAnsi="Times" w:cs="Times"/>
+                    <w:b/>
+                    <w:sz w:val="26"/>
+                    <w:szCs w:val="26"/>
+                  </w:rPr>
+                  <w:t>ạ</w:t>
+                </w:r>
+                <w:r>
+                  <w:rPr>
+                    <w:rFonts w:ascii="Times" w:eastAsia="Times" w:hAnsi="Times" w:cs="Times"/>
+                    <w:b/>
+                    <w:sz w:val="26"/>
+                    <w:szCs w:val="26"/>
+                  </w:rPr>
+                  <w:t>nh phúc</w:t>
                 </w:r>
               </w:p>
             </w:tc>
@@ -158,7 +393,115 @@
           <w:sz w:val="40"/>
           <w:szCs w:val="40"/>
         </w:rPr>
-        <w:t>BẢN NHẬN XÉT CỦA GIẢNG VIÊN PHẢN BIỆN</w:t>
+        <w:t>B</w:t>
+      </w:r>
+      <w:r>
+        <w:rPr>
+          <w:rFonts w:ascii="Times" w:eastAsia="Times" w:hAnsi="Times" w:cs="Times"/>
+          <w:b/>
+          <w:sz w:val="40"/>
+          <w:szCs w:val="40"/>
+        </w:rPr>
+        <w:t>Ả</w:t>
+      </w:r>
+      <w:r>
+        <w:rPr>
+          <w:rFonts w:ascii="Times" w:eastAsia="Times" w:hAnsi="Times" w:cs="Times"/>
+          <w:b/>
+          <w:sz w:val="40"/>
+          <w:szCs w:val="40"/>
+        </w:rPr>
+        <w:t>N NH</w:t>
+      </w:r>
+      <w:r>
+        <w:rPr>
+          <w:rFonts w:ascii="Times" w:eastAsia="Times" w:hAnsi="Times" w:cs="Times"/>
+          <w:b/>
+          <w:sz w:val="40"/>
+          <w:szCs w:val="40"/>
+        </w:rPr>
+        <w:t>Ậ</w:t>
+      </w:r>
+      <w:r>
+        <w:rPr>
+          <w:rFonts w:ascii="Times" w:eastAsia="Times" w:hAnsi="Times" w:cs="Times"/>
+          <w:b/>
+          <w:sz w:val="40"/>
+          <w:szCs w:val="40"/>
+        </w:rPr>
+        <w:t>N XÉT C</w:t>
+      </w:r>
+      <w:r>
+        <w:rPr>
+          <w:rFonts w:ascii="Times" w:eastAsia="Times" w:hAnsi="Times" w:cs="Times"/>
+          <w:b/>
+          <w:sz w:val="40"/>
+          <w:szCs w:val="40"/>
+        </w:rPr>
+        <w:t>Ủ</w:t>
+      </w:r>
+      <w:r>
+        <w:rPr>
+          <w:rFonts w:ascii="Times" w:eastAsia="Times" w:hAnsi="Times" w:cs="Times"/>
+          <w:b/>
+          <w:sz w:val="40"/>
+          <w:szCs w:val="40"/>
+        </w:rPr>
+        <w:t>A GI</w:t>
+      </w:r>
+      <w:r>
+        <w:rPr>
+          <w:rFonts w:ascii="Times" w:eastAsia="Times" w:hAnsi="Times" w:cs="Times"/>
+          <w:b/>
+          <w:sz w:val="40"/>
+          <w:szCs w:val="40"/>
+        </w:rPr>
+        <w:t>Ả</w:t>
+      </w:r>
+      <w:r>
+        <w:rPr>
+          <w:rFonts w:ascii="Times" w:eastAsia="Times" w:hAnsi="Times" w:cs="Times"/>
+          <w:b/>
+          <w:sz w:val="40"/>
+          <w:szCs w:val="40"/>
+        </w:rPr>
+        <w:t>NG VIÊN PH</w:t>
+      </w:r>
+      <w:r>
+        <w:rPr>
+          <w:rFonts w:ascii="Times" w:eastAsia="Times" w:hAnsi="Times" w:cs="Times"/>
+          <w:b/>
+          <w:sz w:val="40"/>
+          <w:szCs w:val="40"/>
+        </w:rPr>
+        <w:t>Ả</w:t>
+      </w:r>
+      <w:r>
+        <w:rPr>
+          <w:rFonts w:ascii="Times" w:eastAsia="Times" w:hAnsi="Times" w:cs="Times"/>
+          <w:b/>
+          <w:sz w:val="40"/>
+          <w:szCs w:val="40"/>
+        </w:rPr>
+        <w:t>N BI</w:t>
+      </w:r>
+      <w:r>
+        <w:rPr>
+          <w:rFonts w:ascii="Times" w:eastAsia="Times" w:hAnsi="Times" w:cs="Times"/>
+          <w:b/>
+          <w:sz w:val="40"/>
+          <w:szCs w:val="40"/>
+        </w:rPr>
+        <w:t>Ệ</w:t>
+      </w:r>
+      <w:r>
+        <w:rPr>
+          <w:rFonts w:ascii="Times" w:eastAsia="Times" w:hAnsi="Times" w:cs="Times"/>
+          <w:b/>
+          <w:sz w:val="40"/>
+          <w:szCs w:val="40"/>
+        </w:rPr>
+        <w:t>N</w:t>
       </w:r>
     </w:p>
     <w:p>
@@ -201,7 +544,151 @@
           <w:sz w:val="26"/>
           <w:szCs w:val="26"/>
         </w:rPr>
-        <w:t>(Giảng viên phản biện nộp Bản nhận xét này về Bộ Môn)</w:t>
+        <w:t>(Gi</w:t>
+      </w:r>
+      <w:r>
+        <w:rPr>
+          <w:rFonts w:ascii="Times" w:eastAsia="Times" w:hAnsi="Times" w:cs="Times"/>
+          <w:i/>
+          <w:sz w:val="26"/>
+          <w:szCs w:val="26"/>
+        </w:rPr>
+        <w:t>ả</w:t>
+      </w:r>
+      <w:r>
+        <w:rPr>
+          <w:rFonts w:ascii="Times" w:eastAsia="Times" w:hAnsi="Times" w:cs="Times"/>
+          <w:i/>
+          <w:sz w:val="26"/>
+          <w:szCs w:val="26"/>
+        </w:rPr>
+        <w:t>ng viên ph</w:t>
+      </w:r>
+      <w:r>
+        <w:rPr>
+          <w:rFonts w:ascii="Times" w:eastAsia="Times" w:hAnsi="Times" w:cs="Times"/>
+          <w:i/>
+          <w:sz w:val="26"/>
+          <w:szCs w:val="26"/>
+        </w:rPr>
+        <w:t>ả</w:t>
+      </w:r>
+      <w:r>
+        <w:rPr>
+          <w:rFonts w:ascii="Times" w:eastAsia="Times" w:hAnsi="Times" w:cs="Times"/>
+          <w:i/>
+          <w:sz w:val="26"/>
+          <w:szCs w:val="26"/>
+        </w:rPr>
+        <w:t>n bi</w:t>
+      </w:r>
+      <w:r>
+        <w:rPr>
+          <w:rFonts w:ascii="Times" w:eastAsia="Times" w:hAnsi="Times" w:cs="Times"/>
+          <w:i/>
+          <w:sz w:val="26"/>
+          <w:szCs w:val="26"/>
+        </w:rPr>
+        <w:t>ệ</w:t>
+      </w:r>
+      <w:r>
+        <w:rPr>
+          <w:rFonts w:ascii="Times" w:eastAsia="Times" w:hAnsi="Times" w:cs="Times"/>
+          <w:i/>
+          <w:sz w:val="26"/>
+          <w:szCs w:val="26"/>
+        </w:rPr>
+        <w:t>n n</w:t>
+      </w:r>
+      <w:r>
+        <w:rPr>
+          <w:rFonts w:ascii="Times" w:eastAsia="Times" w:hAnsi="Times" w:cs="Times"/>
+          <w:i/>
+          <w:sz w:val="26"/>
+          <w:szCs w:val="26"/>
+        </w:rPr>
+        <w:t>ộ</w:t>
+      </w:r>
+      <w:r>
+        <w:rPr>
+          <w:rFonts w:ascii="Times" w:eastAsia="Times" w:hAnsi="Times" w:cs="Times"/>
+          <w:i/>
+          <w:sz w:val="26"/>
+          <w:szCs w:val="26"/>
+        </w:rPr>
+        <w:t>p B</w:t>
+      </w:r>
+      <w:r>
+        <w:rPr>
+          <w:rFonts w:ascii="Times" w:eastAsia="Times" w:hAnsi="Times" w:cs="Times"/>
+          <w:i/>
+          <w:sz w:val="26"/>
+          <w:szCs w:val="26"/>
+        </w:rPr>
+        <w:t>ả</w:t>
+      </w:r>
+      <w:r>
+        <w:rPr>
+          <w:rFonts w:ascii="Times" w:eastAsia="Times" w:hAnsi="Times" w:cs="Times"/>
+          <w:i/>
+          <w:sz w:val="26"/>
+          <w:szCs w:val="26"/>
+        </w:rPr>
+        <w:t>n nh</w:t>
+      </w:r>
+      <w:r>
+        <w:rPr>
+          <w:rFonts w:ascii="Times" w:eastAsia="Times" w:hAnsi="Times" w:cs="Times"/>
+          <w:i/>
+          <w:sz w:val="26"/>
+          <w:szCs w:val="26"/>
+        </w:rPr>
+        <w:t>ậ</w:t>
+      </w:r>
+      <w:r>
+        <w:rPr>
+          <w:rFonts w:ascii="Times" w:eastAsia="Times" w:hAnsi="Times" w:cs="Times"/>
+          <w:i/>
+          <w:sz w:val="26"/>
+          <w:szCs w:val="26"/>
+        </w:rPr>
+        <w:t>n xét này v</w:t>
+      </w:r>
+      <w:r>
+        <w:rPr>
+          <w:rFonts w:ascii="Times" w:eastAsia="Times" w:hAnsi="Times" w:cs="Times"/>
+          <w:i/>
+          <w:sz w:val="26"/>
+          <w:szCs w:val="26"/>
+        </w:rPr>
+        <w:t>ề</w:t>
+      </w:r>
+      <w:r>
+        <w:rPr>
+          <w:rFonts w:ascii="Times" w:eastAsia="Times" w:hAnsi="Times" w:cs="Times"/>
+          <w:i/>
+          <w:sz w:val="26"/>
+          <w:szCs w:val="26"/>
+        </w:rPr>
+        <w:t xml:space="preserve"> B</w:t>
+      </w:r>
+      <w:r>
+        <w:rPr>
+          <w:rFonts w:ascii="Times" w:eastAsia="Times" w:hAnsi="Times" w:cs="Times"/>
+          <w:i/>
+          <w:sz w:val="26"/>
+          <w:szCs w:val="26"/>
+        </w:rPr>
+        <w:t>ộ</w:t>
+      </w:r>
+      <w:r>
+        <w:rPr>
+          <w:rFonts w:ascii="Times" w:eastAsia="Times" w:hAnsi="Times" w:cs="Times"/>
+          <w:i/>
+          <w:sz w:val="26"/>
+          <w:szCs w:val="26"/>
+        </w:rPr>
+        <w:t xml:space="preserve"> Môn)</w:t>
       </w:r>
     </w:p>
     <w:p>
@@ -229,7 +716,88 @@
           <w:sz w:val="26"/>
           <w:szCs w:val="26"/>
         </w:rPr>
-        <w:t>Họ và tên học viên được giao đề tài:</w:t>
+        <w:t>H</w:t>
+      </w:r>
+      <w:r>
+        <w:rPr>
+          <w:rFonts w:ascii="Times" w:eastAsia="Times" w:hAnsi="Times" w:cs="Times"/>
+          <w:b/>
+          <w:sz w:val="26"/>
+          <w:szCs w:val="26"/>
+        </w:rPr>
+        <w:t>ọ</w:t>
+      </w:r>
+      <w:r>
+        <w:rPr>
+          <w:rFonts w:ascii="Times" w:eastAsia="Times" w:hAnsi="Times" w:cs="Times"/>
+          <w:b/>
+          <w:sz w:val="26"/>
+          <w:szCs w:val="26"/>
+        </w:rPr>
+        <w:t xml:space="preserve"> và tên h</w:t>
+      </w:r>
+      <w:r>
+        <w:rPr>
+          <w:rFonts w:ascii="Times" w:eastAsia="Times" w:hAnsi="Times" w:cs="Times"/>
+          <w:b/>
+          <w:sz w:val="26"/>
+          <w:szCs w:val="26"/>
+        </w:rPr>
+        <w:t>ọ</w:t>
+      </w:r>
+      <w:r>
+        <w:rPr>
+          <w:rFonts w:ascii="Times" w:eastAsia="Times" w:hAnsi="Times" w:cs="Times"/>
+          <w:b/>
+          <w:sz w:val="26"/>
+          <w:szCs w:val="26"/>
+        </w:rPr>
+        <w:t>c viên đư</w:t>
+      </w:r>
+      <w:r>
+        <w:rPr>
+          <w:rFonts w:ascii="Times" w:eastAsia="Times" w:hAnsi="Times" w:cs="Times"/>
+          <w:b/>
+          <w:sz w:val="26"/>
+          <w:szCs w:val="26"/>
+        </w:rPr>
+        <w:t>ợ</w:t>
+      </w:r>
+      <w:r>
+        <w:rPr>
+          <w:rFonts w:ascii="Times" w:eastAsia="Times" w:hAnsi="Times" w:cs="Times"/>
+          <w:b/>
+          <w:sz w:val="26"/>
+          <w:szCs w:val="26"/>
+        </w:rPr>
+        <w:t>c giao đ</w:t>
+      </w:r>
+      <w:r>
+        <w:rPr>
+          <w:rFonts w:ascii="Times" w:eastAsia="Times" w:hAnsi="Times" w:cs="Times"/>
+          <w:b/>
+          <w:sz w:val="26"/>
+          <w:szCs w:val="26"/>
+        </w:rPr>
+        <w:t>ề</w:t>
+      </w:r>
+      <w:r>
+        <w:rPr>
+          <w:rFonts w:ascii="Times" w:eastAsia="Times" w:hAnsi="Times" w:cs="Times"/>
+          <w:b/>
+          <w:sz w:val="26"/>
+          <w:szCs w:val="26"/>
+        </w:rPr>
+        <w:t xml:space="preserve"> </w:t>
+      </w:r>
+      <w:r>
+        <w:rPr>
+          <w:rFonts w:ascii="Times" w:eastAsia="Times" w:hAnsi="Times" w:cs="Times"/>
+          <w:b/>
+          <w:sz w:val="26"/>
+          <w:szCs w:val="26"/>
+        </w:rPr>
+        <w:t>tài:</w:t>
       </w:r>
     </w:p>
     <w:tbl>
@@ -468,7 +1036,7 @@
     </w:tbl>
     <w:p>
       <w:pPr>
-        <w:pStyle w:val="ListParagraph"/>
+        <w:pStyle w:val="oancuaDanhsach"/>
         <w:numPr>
           <w:ilvl w:val="0"/>
           <w:numId w:val="1"/>
@@ -518,7 +1086,7 @@
     </w:p>
     <w:p>
       <w:pPr>
-        <w:pStyle w:val="ListParagraph"/>
+        <w:pStyle w:val="oancuaDanhsach"/>
         <w:numPr>
           <w:ilvl w:val="0"/>
           <w:numId w:val="1"/>
@@ -550,7 +1118,7 @@
     </w:p>
     <w:p>
       <w:pPr>
-        <w:pStyle w:val="ListParagraph"/>
+        <w:pStyle w:val="oancuaDanhsach"/>
         <w:numPr>
           <w:ilvl w:val="1"/>
           <w:numId w:val="1"/>
@@ -647,7 +1215,7 @@
     </w:p>
     <w:p>
       <w:pPr>
-        <w:pStyle w:val="ListParagraph"/>
+        <w:pStyle w:val="oancuaDanhsach"/>
         <w:numPr>
           <w:ilvl w:val="1"/>
           <w:numId w:val="1"/>
@@ -848,7 +1416,70 @@
                 <w:sz w:val="26"/>
                 <w:szCs w:val="26"/>
               </w:rPr>
-              <w:t>Giảng viên phản biện</w:t>
+              <w:t>Gi</w:t>
+            </w:r>
+            <w:r>
+              <w:rPr>
+                <w:rFonts w:ascii="Times" w:eastAsia="Times" w:hAnsi="Times" w:cs="Times"/>
+                <w:b/>
+                <w:sz w:val="26"/>
+                <w:szCs w:val="26"/>
+              </w:rPr>
+              <w:t>ả</w:t>
+            </w:r>
+            <w:r>
+              <w:rPr>
+                <w:rFonts w:ascii="Times" w:eastAsia="Times" w:hAnsi="Times" w:cs="Times"/>
+                <w:b/>
+                <w:sz w:val="26"/>
+                <w:szCs w:val="26"/>
+              </w:rPr>
+              <w:t xml:space="preserve">ng </w:t>
+            </w:r>
+            <w:r>
+              <w:rPr>
+                <w:rFonts w:ascii="Times" w:eastAsia="Times" w:hAnsi="Times" w:cs="Times"/>
+                <w:b/>
+                <w:sz w:val="26"/>
+                <w:szCs w:val="26"/>
+              </w:rPr>
+              <w:t>viên ph</w:t>
+            </w:r>
+            <w:r>
+              <w:rPr>
+                <w:rFonts w:ascii="Times" w:eastAsia="Times" w:hAnsi="Times" w:cs="Times"/>
+                <w:b/>
+                <w:sz w:val="26"/>
+                <w:szCs w:val="26"/>
+              </w:rPr>
+              <w:t>ả</w:t>
+            </w:r>
+            <w:r>
+              <w:rPr>
+                <w:rFonts w:ascii="Times" w:eastAsia="Times" w:hAnsi="Times" w:cs="Times"/>
+                <w:b/>
+                <w:sz w:val="26"/>
+                <w:szCs w:val="26"/>
+              </w:rPr>
+              <w:t>n bi</w:t>
+            </w:r>
+            <w:r>
+              <w:rPr>
+                <w:rFonts w:ascii="Times" w:eastAsia="Times" w:hAnsi="Times" w:cs="Times"/>
+                <w:b/>
+                <w:sz w:val="26"/>
+                <w:szCs w:val="26"/>
+              </w:rPr>
+              <w:t>ệ</w:t>
+            </w:r>
+            <w:r>
+              <w:rPr>
+                <w:rFonts w:ascii="Times" w:eastAsia="Times" w:hAnsi="Times" w:cs="Times"/>
+                <w:b/>
+                <w:sz w:val="26"/>
+                <w:szCs w:val="26"/>
+              </w:rPr>
+              <w:t>n</w:t>
             </w:r>
           </w:p>
           <w:p>
@@ -872,74 +1503,30 @@
                 <w:sz w:val="26"/>
                 <w:szCs w:val="26"/>
               </w:rPr>
-              <w:t>(Ký và ghi rõ họ tên)</w:t>
+              <w:t>(Ký và ghi rõ h</w:t>
+            </w:r>
+            <w:r>
+              <w:rPr>
+                <w:rFonts w:ascii="Times" w:eastAsia="Times" w:hAnsi="Times" w:cs="Times"/>
+                <w:i/>
+                <w:sz w:val="26"/>
+                <w:szCs w:val="26"/>
+              </w:rPr>
+              <w:t>ọ</w:t>
+            </w:r>
+            <w:r>
+              <w:rPr>
+                <w:rFonts w:ascii="Times" w:eastAsia="Times" w:hAnsi="Times" w:cs="Times"/>
+                <w:i/>
+                <w:sz w:val="26"/>
+                <w:szCs w:val="26"/>
+              </w:rPr>
+              <w:t xml:space="preserve"> tên)</w:t>
             </w:r>
           </w:p>
         </w:tc>
       </w:tr>
     </w:tbl>
-    <w:p>
-      <w:pPr>
-        <w:tabs>
-          <w:tab w:val="right" w:pos="9356"/>
-        </w:tabs>
-        <w:spacing w:line="360" w:lineRule="auto"/>
-        <w:ind w:left="1" w:right="154" w:hanging="3"/>
-        <w:rPr>
-          <w:rFonts w:ascii="Times" w:eastAsia="Times" w:hAnsi="Times" w:cs="Times"/>
-          <w:sz w:val="26"/>
-          <w:szCs w:val="26"/>
-        </w:rPr>
-      </w:pPr>
-    </w:p>
-    <w:p>
-      <w:pPr>
-        <w:tabs>
-          <w:tab w:val="right" w:pos="9356"/>
-        </w:tabs>
-        <w:spacing w:line="360" w:lineRule="auto"/>
-        <w:ind w:left="0" w:right="154" w:hanging="2"/>
-        <w:rPr>
-          <w:rFonts w:ascii="Times" w:eastAsia="Times" w:hAnsi="Times" w:cs="Times"/>
-        </w:rPr>
-      </w:pPr>
-    </w:p>
-    <w:p>
-      <w:pPr>
-        <w:tabs>
-          <w:tab w:val="right" w:pos="9356"/>
-        </w:tabs>
-        <w:spacing w:line="360" w:lineRule="auto"/>
-        <w:ind w:left="0" w:right="154" w:hanging="2"/>
-        <w:rPr>
-          <w:rFonts w:ascii="Times" w:eastAsia="Times" w:hAnsi="Times" w:cs="Times"/>
-        </w:rPr>
-      </w:pPr>
-    </w:p>
-    <w:p>
-      <w:pPr>
-        <w:tabs>
-          <w:tab w:val="right" w:pos="9356"/>
-        </w:tabs>
-        <w:spacing w:line="360" w:lineRule="auto"/>
-        <w:ind w:left="0" w:right="154" w:hanging="2"/>
-        <w:rPr>
-          <w:rFonts w:ascii="Times" w:eastAsia="Times" w:hAnsi="Times" w:cs="Times"/>
-        </w:rPr>
-      </w:pPr>
-    </w:p>
-    <w:p>
-      <w:pPr>
-        <w:tabs>
-          <w:tab w:val="right" w:pos="9356"/>
-        </w:tabs>
-        <w:spacing w:line="276" w:lineRule="auto"/>
-        <w:ind w:left="0" w:right="154" w:hanging="2"/>
-        <w:rPr>
-          <w:b/>
-        </w:rPr>
-      </w:pPr>
-    </w:p>
     <w:p>
       <w:pPr>
         <w:tabs>
@@ -1726,7 +2313,7 @@
     <w:lsdException w:name="Unresolved Mention" w:semiHidden="1" w:unhideWhenUsed="1"/>
     <w:lsdException w:name="Smart Link" w:semiHidden="1" w:unhideWhenUsed="1"/>
   </w:latentStyles>
-  <w:style w:type="paragraph" w:default="1" w:styleId="Normal">
+  <w:style w:type="paragraph" w:default="1" w:styleId="Binhthng">
     <w:name w:val="Normal"/>
     <w:qFormat/>
     <w:pPr>
@@ -1741,10 +2328,10 @@
       <w:position w:val="-1"/>
     </w:rPr>
   </w:style>
-  <w:style w:type="paragraph" w:styleId="Heading1">
+  <w:style w:type="paragraph" w:styleId="u1">
     <w:name w:val="heading 1"/>
-    <w:basedOn w:val="Normal"/>
-    <w:next w:val="Normal"/>
+    <w:basedOn w:val="Binhthng"/>
+    <w:next w:val="Binhthng"/>
     <w:uiPriority w:val="9"/>
     <w:qFormat/>
     <w:pPr>
@@ -1758,10 +2345,10 @@
       <w:szCs w:val="48"/>
     </w:rPr>
   </w:style>
-  <w:style w:type="paragraph" w:styleId="Heading2">
+  <w:style w:type="paragraph" w:styleId="u2">
     <w:name w:val="heading 2"/>
-    <w:basedOn w:val="Normal"/>
-    <w:next w:val="Normal"/>
+    <w:basedOn w:val="Binhthng"/>
+    <w:next w:val="Binhthng"/>
     <w:uiPriority w:val="9"/>
     <w:semiHidden/>
     <w:unhideWhenUsed/>
@@ -1778,10 +2365,10 @@
       <w:szCs w:val="36"/>
     </w:rPr>
   </w:style>
-  <w:style w:type="paragraph" w:styleId="Heading3">
+  <w:style w:type="paragraph" w:styleId="u3">
     <w:name w:val="heading 3"/>
-    <w:basedOn w:val="Normal"/>
-    <w:next w:val="Normal"/>
+    <w:basedOn w:val="Binhthng"/>
+    <w:next w:val="Binhthng"/>
     <w:uiPriority w:val="9"/>
     <w:semiHidden/>
     <w:unhideWhenUsed/>
@@ -1798,10 +2385,10 @@
       <w:szCs w:val="28"/>
     </w:rPr>
   </w:style>
-  <w:style w:type="paragraph" w:styleId="Heading4">
+  <w:style w:type="paragraph" w:styleId="u4">
     <w:name w:val="heading 4"/>
-    <w:basedOn w:val="Normal"/>
-    <w:next w:val="Normal"/>
+    <w:basedOn w:val="Binhthng"/>
+    <w:next w:val="Binhthng"/>
     <w:uiPriority w:val="9"/>
     <w:semiHidden/>
     <w:unhideWhenUsed/>
@@ -1816,10 +2403,10 @@
       <w:b/>
     </w:rPr>
   </w:style>
-  <w:style w:type="paragraph" w:styleId="Heading5">
+  <w:style w:type="paragraph" w:styleId="u5">
     <w:name w:val="heading 5"/>
-    <w:basedOn w:val="Normal"/>
-    <w:next w:val="Normal"/>
+    <w:basedOn w:val="Binhthng"/>
+    <w:next w:val="Binhthng"/>
     <w:uiPriority w:val="9"/>
     <w:semiHidden/>
     <w:unhideWhenUsed/>
@@ -1836,10 +2423,10 @@
       <w:szCs w:val="22"/>
     </w:rPr>
   </w:style>
-  <w:style w:type="paragraph" w:styleId="Heading6">
+  <w:style w:type="paragraph" w:styleId="u6">
     <w:name w:val="heading 6"/>
-    <w:basedOn w:val="Normal"/>
-    <w:next w:val="Normal"/>
+    <w:basedOn w:val="Binhthng"/>
+    <w:next w:val="Binhthng"/>
     <w:uiPriority w:val="9"/>
     <w:semiHidden/>
     <w:unhideWhenUsed/>
@@ -1856,13 +2443,13 @@
       <w:szCs w:val="20"/>
     </w:rPr>
   </w:style>
-  <w:style w:type="character" w:default="1" w:styleId="DefaultParagraphFont">
+  <w:style w:type="character" w:default="1" w:styleId="Phngmcinhcuaoanvn">
     <w:name w:val="Default Paragraph Font"/>
     <w:uiPriority w:val="1"/>
     <w:semiHidden/>
     <w:unhideWhenUsed/>
   </w:style>
-  <w:style w:type="table" w:default="1" w:styleId="TableNormal">
+  <w:style w:type="table" w:default="1" w:styleId="BangThngthng">
     <w:name w:val="Normal Table"/>
     <w:uiPriority w:val="99"/>
     <w:semiHidden/>
@@ -1877,16 +2464,16 @@
       </w:tblCellMar>
     </w:tblPr>
   </w:style>
-  <w:style w:type="numbering" w:default="1" w:styleId="NoList">
+  <w:style w:type="numbering" w:default="1" w:styleId="Khngco">
     <w:name w:val="No List"/>
     <w:uiPriority w:val="99"/>
     <w:semiHidden/>
     <w:unhideWhenUsed/>
   </w:style>
-  <w:style w:type="paragraph" w:styleId="Title">
+  <w:style w:type="paragraph" w:styleId="Tiu">
     <w:name w:val="Title"/>
-    <w:basedOn w:val="Normal"/>
-    <w:next w:val="Normal"/>
+    <w:basedOn w:val="Binhthng"/>
+    <w:next w:val="Binhthng"/>
     <w:uiPriority w:val="10"/>
     <w:qFormat/>
     <w:pPr>
@@ -1902,7 +2489,7 @@
   </w:style>
   <w:style w:type="paragraph" w:customStyle="1" w:styleId="Char">
     <w:name w:val="Char"/>
-    <w:basedOn w:val="Normal"/>
+    <w:basedOn w:val="Binhthng"/>
     <w:pPr>
       <w:spacing w:after="160" w:line="240" w:lineRule="atLeast"/>
     </w:pPr>
@@ -1912,9 +2499,9 @@
       <w:szCs w:val="20"/>
     </w:rPr>
   </w:style>
-  <w:style w:type="table" w:styleId="TableGrid">
+  <w:style w:type="table" w:styleId="LiBang">
     <w:name w:val="Table Grid"/>
-    <w:basedOn w:val="TableNormal"/>
+    <w:basedOn w:val="BangThngthng"/>
     <w:pPr>
       <w:suppressAutoHyphens/>
       <w:spacing w:line="1" w:lineRule="atLeast"/>
@@ -1937,9 +2524,9 @@
       </w:tblBorders>
     </w:tblPr>
   </w:style>
-  <w:style w:type="paragraph" w:styleId="Header">
+  <w:style w:type="paragraph" w:styleId="utrang">
     <w:name w:val="header"/>
-    <w:basedOn w:val="Normal"/>
+    <w:basedOn w:val="Binhthng"/>
     <w:pPr>
       <w:tabs>
         <w:tab w:val="center" w:pos="4320"/>
@@ -1947,9 +2534,9 @@
       </w:tabs>
     </w:pPr>
   </w:style>
-  <w:style w:type="paragraph" w:styleId="Footer">
+  <w:style w:type="paragraph" w:styleId="Chntrang">
     <w:name w:val="footer"/>
-    <w:basedOn w:val="Normal"/>
+    <w:basedOn w:val="Binhthng"/>
     <w:pPr>
       <w:tabs>
         <w:tab w:val="center" w:pos="4320"/>
@@ -1959,7 +2546,7 @@
   </w:style>
   <w:style w:type="paragraph" w:customStyle="1" w:styleId="CharCharCharChar">
     <w:name w:val="Char Char Char Char"/>
-    <w:basedOn w:val="Normal"/>
+    <w:basedOn w:val="Binhthng"/>
     <w:pPr>
       <w:spacing w:after="160" w:line="240" w:lineRule="atLeast"/>
     </w:pPr>
@@ -1969,10 +2556,10 @@
       <w:szCs w:val="20"/>
     </w:rPr>
   </w:style>
-  <w:style w:type="paragraph" w:styleId="Subtitle">
+  <w:style w:type="paragraph" w:styleId="Tiuphu">
     <w:name w:val="Subtitle"/>
-    <w:basedOn w:val="Normal"/>
-    <w:next w:val="Normal"/>
+    <w:basedOn w:val="Binhthng"/>
+    <w:next w:val="Binhthng"/>
     <w:uiPriority w:val="11"/>
     <w:qFormat/>
     <w:pPr>
@@ -1989,21 +2576,21 @@
     </w:rPr>
   </w:style>
   <w:style w:type="table" w:customStyle="1" w:styleId="a">
-    <w:basedOn w:val="TableNormal"/>
+    <w:basedOn w:val="BangThngthng"/>
     <w:tblPr>
       <w:tblStyleRowBandSize w:val="1"/>
       <w:tblStyleColBandSize w:val="1"/>
     </w:tblPr>
   </w:style>
   <w:style w:type="table" w:customStyle="1" w:styleId="a0">
-    <w:basedOn w:val="TableNormal"/>
+    <w:basedOn w:val="BangThngthng"/>
     <w:tblPr>
       <w:tblStyleRowBandSize w:val="1"/>
       <w:tblStyleColBandSize w:val="1"/>
     </w:tblPr>
   </w:style>
   <w:style w:type="table" w:customStyle="1" w:styleId="a1">
-    <w:basedOn w:val="TableNormal"/>
+    <w:basedOn w:val="BangThngthng"/>
     <w:tblPr>
       <w:tblStyleRowBandSize w:val="1"/>
       <w:tblStyleColBandSize w:val="1"/>
@@ -2016,14 +2603,14 @@
     </w:tblPr>
   </w:style>
   <w:style w:type="table" w:customStyle="1" w:styleId="a2">
-    <w:basedOn w:val="TableNormal"/>
+    <w:basedOn w:val="BangThngthng"/>
     <w:tblPr>
       <w:tblStyleRowBandSize w:val="1"/>
       <w:tblStyleColBandSize w:val="1"/>
     </w:tblPr>
   </w:style>
   <w:style w:type="table" w:customStyle="1" w:styleId="a3">
-    <w:basedOn w:val="TableNormal"/>
+    <w:basedOn w:val="BangThngthng"/>
     <w:tblPr>
       <w:tblStyleRowBandSize w:val="1"/>
       <w:tblStyleColBandSize w:val="1"/>
@@ -2036,7 +2623,7 @@
     </w:tblPr>
   </w:style>
   <w:style w:type="table" w:customStyle="1" w:styleId="a4">
-    <w:basedOn w:val="TableNormal"/>
+    <w:basedOn w:val="BangThngthng"/>
     <w:tblPr>
       <w:tblStyleRowBandSize w:val="1"/>
       <w:tblStyleColBandSize w:val="1"/>
@@ -2049,15 +2636,15 @@
     </w:tblPr>
   </w:style>
   <w:style w:type="table" w:customStyle="1" w:styleId="a5">
-    <w:basedOn w:val="TableNormal"/>
+    <w:basedOn w:val="BangThngthng"/>
     <w:tblPr>
       <w:tblStyleRowBandSize w:val="1"/>
       <w:tblStyleColBandSize w:val="1"/>
     </w:tblPr>
   </w:style>
-  <w:style w:type="paragraph" w:styleId="ListParagraph">
+  <w:style w:type="paragraph" w:styleId="oancuaDanhsach">
     <w:name w:val="List Paragraph"/>
-    <w:basedOn w:val="Normal"/>
+    <w:basedOn w:val="Binhthng"/>
     <w:uiPriority w:val="34"/>
     <w:qFormat/>
     <w:rsid w:val="002D3403"/>
